--- a/exams/policy-report/policy-report-brief.docx
+++ b/exams/policy-report/policy-report-brief.docx
@@ -1642,9 +1642,10 @@
     <w:basedOn w:val="Normal"/>
     <w:next w:val="BodyText"/>
     <w:link w:val="Heading1Char"/>
+    <w:autoRedefine/>
     <w:uiPriority w:val="9"/>
     <w:qFormat/>
-    <w:rsid w:val="00A10FD9"/>
+    <w:rsid w:val="004710F1"/>
     <w:pPr>
       <w:keepNext/>
       <w:keepLines/>
@@ -1653,7 +1654,7 @@
     </w:pPr>
     <w:rPr>
       <w:rFonts w:asciiTheme="majorHAnsi" w:cstheme="majorBidi" w:eastAsiaTheme="majorEastAsia" w:hAnsiTheme="majorHAnsi"/>
-      <w:color w:themeColor="accent1" w:themeShade="BF" w:val="0F4761"/>
+      <w:color w:themeColor="text1" w:val="000000"/>
       <w:sz w:val="40"/>
       <w:szCs w:val="40"/>
     </w:rPr>
@@ -1667,7 +1668,7 @@
     <w:semiHidden/>
     <w:unhideWhenUsed/>
     <w:qFormat/>
-    <w:rsid w:val="00A10FD9"/>
+    <w:rsid w:val="004710F1"/>
     <w:pPr>
       <w:keepNext/>
       <w:keepLines/>
@@ -1676,7 +1677,7 @@
     </w:pPr>
     <w:rPr>
       <w:rFonts w:asciiTheme="majorHAnsi" w:cstheme="majorBidi" w:eastAsiaTheme="majorEastAsia" w:hAnsiTheme="majorHAnsi"/>
-      <w:color w:themeColor="accent1" w:themeShade="BF" w:val="0F4761"/>
+      <w:color w:themeColor="text1" w:val="000000"/>
       <w:sz w:val="32"/>
       <w:szCs w:val="32"/>
     </w:rPr>
@@ -1690,7 +1691,7 @@
     <w:semiHidden/>
     <w:unhideWhenUsed/>
     <w:qFormat/>
-    <w:rsid w:val="00A10FD9"/>
+    <w:rsid w:val="004710F1"/>
     <w:pPr>
       <w:keepNext/>
       <w:keepLines/>
@@ -1699,7 +1700,7 @@
     </w:pPr>
     <w:rPr>
       <w:rFonts w:cstheme="majorBidi" w:eastAsiaTheme="majorEastAsia"/>
-      <w:color w:themeColor="accent1" w:themeShade="BF" w:val="0F4761"/>
+      <w:color w:themeColor="text1" w:val="000000"/>
       <w:sz w:val="28"/>
       <w:szCs w:val="28"/>
     </w:rPr>
@@ -1713,7 +1714,7 @@
     <w:semiHidden/>
     <w:unhideWhenUsed/>
     <w:qFormat/>
-    <w:rsid w:val="00A10FD9"/>
+    <w:rsid w:val="004710F1"/>
     <w:pPr>
       <w:keepNext/>
       <w:keepLines/>
@@ -1724,7 +1725,7 @@
       <w:rFonts w:cstheme="majorBidi" w:eastAsiaTheme="majorEastAsia"/>
       <w:i/>
       <w:iCs/>
-      <w:color w:themeColor="accent1" w:themeShade="BF" w:val="0F4761"/>
+      <w:color w:themeColor="text1" w:val="000000"/>
     </w:rPr>
   </w:style>
   <w:style w:styleId="Heading5" w:type="paragraph">
@@ -1736,7 +1737,7 @@
     <w:semiHidden/>
     <w:unhideWhenUsed/>
     <w:qFormat/>
-    <w:rsid w:val="00A10FD9"/>
+    <w:rsid w:val="004710F1"/>
     <w:pPr>
       <w:keepNext/>
       <w:keepLines/>
@@ -1745,7 +1746,7 @@
     </w:pPr>
     <w:rPr>
       <w:rFonts w:cstheme="majorBidi" w:eastAsiaTheme="majorEastAsia"/>
-      <w:color w:themeColor="accent1" w:themeShade="BF" w:val="0F4761"/>
+      <w:color w:themeColor="text1" w:val="000000"/>
     </w:rPr>
   </w:style>
   <w:style w:styleId="Heading6" w:type="paragraph">
@@ -2019,10 +2020,10 @@
     <w:basedOn w:val="DefaultParagraphFont"/>
     <w:link w:val="Heading1"/>
     <w:uiPriority w:val="9"/>
-    <w:rsid w:val="00A10FD9"/>
+    <w:rsid w:val="004710F1"/>
     <w:rPr>
       <w:rFonts w:asciiTheme="majorHAnsi" w:cstheme="majorBidi" w:eastAsiaTheme="majorEastAsia" w:hAnsiTheme="majorHAnsi"/>
-      <w:color w:themeColor="accent1" w:themeShade="BF" w:val="0F4761"/>
+      <w:color w:themeColor="text1" w:val="000000"/>
       <w:sz w:val="40"/>
       <w:szCs w:val="40"/>
     </w:rPr>
@@ -2033,10 +2034,10 @@
     <w:link w:val="Heading2"/>
     <w:uiPriority w:val="9"/>
     <w:semiHidden/>
-    <w:rsid w:val="00A10FD9"/>
+    <w:rsid w:val="004710F1"/>
     <w:rPr>
       <w:rFonts w:asciiTheme="majorHAnsi" w:cstheme="majorBidi" w:eastAsiaTheme="majorEastAsia" w:hAnsiTheme="majorHAnsi"/>
-      <w:color w:themeColor="accent1" w:themeShade="BF" w:val="0F4761"/>
+      <w:color w:themeColor="text1" w:val="000000"/>
       <w:sz w:val="32"/>
       <w:szCs w:val="32"/>
     </w:rPr>
@@ -2047,10 +2048,10 @@
     <w:link w:val="Heading3"/>
     <w:uiPriority w:val="9"/>
     <w:semiHidden/>
-    <w:rsid w:val="00A10FD9"/>
+    <w:rsid w:val="004710F1"/>
     <w:rPr>
       <w:rFonts w:cstheme="majorBidi" w:eastAsiaTheme="majorEastAsia"/>
-      <w:color w:themeColor="accent1" w:themeShade="BF" w:val="0F4761"/>
+      <w:color w:themeColor="text1" w:val="000000"/>
       <w:sz w:val="28"/>
       <w:szCs w:val="28"/>
     </w:rPr>
@@ -2061,12 +2062,12 @@
     <w:link w:val="Heading4"/>
     <w:uiPriority w:val="9"/>
     <w:semiHidden/>
-    <w:rsid w:val="00A10FD9"/>
+    <w:rsid w:val="004710F1"/>
     <w:rPr>
       <w:rFonts w:cstheme="majorBidi" w:eastAsiaTheme="majorEastAsia"/>
       <w:i/>
       <w:iCs/>
-      <w:color w:themeColor="accent1" w:themeShade="BF" w:val="0F4761"/>
+      <w:color w:themeColor="text1" w:val="000000"/>
     </w:rPr>
   </w:style>
   <w:style w:customStyle="1" w:styleId="Heading5Char" w:type="character">
@@ -2075,10 +2076,10 @@
     <w:link w:val="Heading5"/>
     <w:uiPriority w:val="9"/>
     <w:semiHidden/>
-    <w:rsid w:val="00A10FD9"/>
+    <w:rsid w:val="004710F1"/>
     <w:rPr>
       <w:rFonts w:cstheme="majorBidi" w:eastAsiaTheme="majorEastAsia"/>
-      <w:color w:themeColor="accent1" w:themeShade="BF" w:val="0F4761"/>
+      <w:color w:themeColor="text1" w:val="000000"/>
     </w:rPr>
   </w:style>
   <w:style w:customStyle="1" w:styleId="Heading6Char" w:type="character">
